--- a/fixtures/healthcare/healthcare-cover-letter-letter.docx
+++ b/fixtures/healthcare/healthcare-cover-letter-letter.docx
@@ -139,7 +139,7 @@
         <w:rPr>
           <w:rtl w:val="0"/>
         </w:rPr>
-        <w:t xml:space="preserve">I'm applying for the Physician Assistant position in your emergency department. I've worked as a PA for four years, the last three in a 48-bed emergency department at Pecanwood Health System that sees about 70,000 visits a year.</w:t>
+        <w:t xml:space="preserve">I'm applying for the Physician Assistant position in your emergency department. I've worked as a PA for five years, the last four in a 48-bed emergency department at Pecanwood Health System that sees about 70,000 visits a year.</w:t>
       </w:r>
     </w:p>
     <w:p>
